--- a/office/modelos/ata-de-reuniao.docx
+++ b/office/modelos/ata-de-reuniao.docx
@@ -869,7 +869,7 @@
         <w:rFonts w:asciiTheme="minorHAnsi" w:eastAsiaTheme="minorEastAsia" w:hAnsiTheme="minorHAnsi" w:cstheme="minorBidi"/>
         <w:sz w:val="22"/>
         <w:szCs w:val="22"/>
-        <w:lang w:val="en-US" w:eastAsia="en-US" w:bidi="ar-SA"/>
+        <w:lang w:val="pt-BR" w:eastAsia="pt-BR" w:bidi="ar-SA"/>
       </w:rPr>
     </w:rPrDefault>
     <w:pPrDefault>
@@ -12723,7 +12723,7 @@
         <w:rFonts w:asciiTheme="minorHAnsi" w:eastAsiaTheme="minorEastAsia" w:hAnsiTheme="minorHAnsi" w:cstheme="minorBidi"/>
         <w:sz w:val="22"/>
         <w:szCs w:val="22"/>
-        <w:lang w:val="en-US" w:eastAsia="en-US" w:bidi="ar-SA"/>
+        <w:lang w:val="pt-BR" w:eastAsia="pt-BR" w:bidi="ar-SA"/>
       </w:rPr>
     </w:rPrDefault>
     <w:pPrDefault>
